--- a/pr-preview/pr-264/linear-algebra-rank-nullity.docx
+++ b/pr-preview/pr-264/linear-algebra-rank-nullity.docx
@@ -15,10 +15,10 @@
         <w:pStyle w:val="Date"/>
       </w:pPr>
       <w:r>
-        <w:t xml:space="preserve">Last modified: 2026-10-13 13:40:32 (PDT)</w:t>
+        <w:t xml:space="preserve">Last modified: 2026-10-13 18:36:56 (PDT)</w:t>
       </w:r>
     </w:p>
-    <w:bookmarkStart w:id="38" w:name="sec-column-null-space"/>
+    <w:bookmarkStart w:id="40" w:name="sec-column-null-space"/>
     <w:p>
       <w:pPr>
         <w:pStyle w:val="Heading2"/>
@@ -344,6 +344,20 @@
       <w:r>
         <w:t xml:space="preserve">.</w:t>
       </w:r>
+    </w:p>
+    <w:bookmarkEnd w:id="9"/>
+    <w:bookmarkStart w:id="10" w:name="def-row-space"/>
+    <w:p>
+      <w:pPr>
+        <w:pStyle w:val="BodyText"/>
+      </w:pPr>
+      <w:r>
+        <w:rPr>
+          <w:b/>
+          <w:bCs/>
+        </w:rPr>
+        <w:t xml:space="preserve">Definition 2 (Row space)</w:t>
+      </w:r>
       <w:r>
         <w:t xml:space="preserve"> </w:t>
       </w:r>
@@ -364,7 +378,30 @@
         <w:t xml:space="preserve"> </w:t>
       </w:r>
       <w:r>
-        <w:t xml:space="preserve">of</w:t>
+        <w:t xml:space="preserve">of an</w:t>
+      </w:r>
+      <w:r>
+        <w:t xml:space="preserve"> </w:t>
+      </w:r>
+      <m:oMath>
+        <m:r>
+          <m:t>m</m:t>
+        </m:r>
+        <m:r>
+          <m:rPr>
+            <m:sty m:val="p"/>
+          </m:rPr>
+          <m:t>×</m:t>
+        </m:r>
+        <m:r>
+          <m:t>n</m:t>
+        </m:r>
+      </m:oMath>
+      <w:r>
+        <w:t xml:space="preserve"> </w:t>
+      </w:r>
+      <w:r>
+        <w:t xml:space="preserve">matrix</w:t>
       </w:r>
       <w:r>
         <w:t xml:space="preserve"> </w:t>
@@ -459,8 +496,8 @@
         <w:t xml:space="preserve">.</w:t>
       </w:r>
     </w:p>
-    <w:bookmarkEnd w:id="9"/>
-    <w:bookmarkStart w:id="11" w:name="exm-column-space"/>
+    <w:bookmarkEnd w:id="10"/>
+    <w:bookmarkStart w:id="12" w:name="exm-column-space"/>
     <w:p>
       <w:pPr>
         <w:pStyle w:val="BodyText"/>
@@ -950,7 +987,7 @@
       <w:r>
         <w:t xml:space="preserve">(</w:t>
       </w:r>
-      <w:hyperlink r:id="rId10">
+      <w:hyperlink r:id="rId11">
         <w:r>
           <w:rPr>
             <w:rStyle w:val="Hyperlink"/>
@@ -1434,8 +1471,8 @@
         <w:t xml:space="preserve">.</w:t>
       </w:r>
     </w:p>
-    <w:bookmarkEnd w:id="11"/>
-    <w:bookmarkStart w:id="12" w:name="thm-column-space-span"/>
+    <w:bookmarkEnd w:id="12"/>
+    <w:bookmarkStart w:id="13" w:name="thm-column-space-span"/>
     <w:p>
       <w:pPr>
         <w:pStyle w:val="BodyText"/>
@@ -1837,7 +1874,7 @@
         <w:t xml:space="preserve">.</w:t>
       </w:r>
     </w:p>
-    <w:bookmarkEnd w:id="12"/>
+    <w:bookmarkEnd w:id="13"/>
     <w:p>
       <w:pPr>
         <w:pStyle w:val="BodyText"/>
@@ -1858,7 +1895,7 @@
       <w:r>
         <w:t xml:space="preserve"> </w:t>
       </w:r>
-      <w:hyperlink r:id="rId13">
+      <w:hyperlink r:id="rId14">
         <w:r>
           <w:rPr>
             <w:rStyle w:val="Hyperlink"/>
@@ -2159,7 +2196,7 @@
       <w:r>
         <w:t xml:space="preserve">which is their span (</w:t>
       </w:r>
-      <w:hyperlink r:id="rId14">
+      <w:hyperlink r:id="rId15">
         <w:r>
           <w:rPr>
             <w:rStyle w:val="Hyperlink"/>
@@ -2176,7 +2213,7 @@
       <w:r>
         <w:t xml:space="preserve">A span is a subspace (</w:t>
       </w:r>
-      <w:hyperlink r:id="rId15">
+      <w:hyperlink r:id="rId16">
         <w:r>
           <w:rPr>
             <w:rStyle w:val="Hyperlink"/>
@@ -2270,7 +2307,7 @@
         <w:t xml:space="preserve">.</w:t>
       </w:r>
     </w:p>
-    <w:bookmarkStart w:id="16" w:name="exm-column-space-span"/>
+    <w:bookmarkStart w:id="17" w:name="exm-column-space-span"/>
     <w:p>
       <w:pPr>
         <w:pStyle w:val="BodyText"/>
@@ -2938,8 +2975,8 @@
         <w:t xml:space="preserve">.</w:t>
       </w:r>
     </w:p>
-    <w:bookmarkEnd w:id="16"/>
-    <w:bookmarkStart w:id="18" w:name="def-null-space"/>
+    <w:bookmarkEnd w:id="17"/>
+    <w:bookmarkStart w:id="19" w:name="def-null-space"/>
     <w:p>
       <w:pPr>
         <w:pStyle w:val="BodyText"/>
@@ -2949,7 +2986,7 @@
           <w:b/>
           <w:bCs/>
         </w:rPr>
-        <w:t xml:space="preserve">Definition 2 (Null space (kernel))</w:t>
+        <w:t xml:space="preserve">Definition 3 (Null space (kernel))</w:t>
       </w:r>
       <w:r>
         <w:t xml:space="preserve"> </w:t>
@@ -3181,7 +3218,7 @@
       <w:r>
         <w:t xml:space="preserve"> </w:t>
       </w:r>
-      <w:hyperlink r:id="rId17">
+      <w:hyperlink r:id="rId18">
         <w:r>
           <w:rPr>
             <w:rStyle w:val="Hyperlink"/>
@@ -3280,6 +3317,20 @@
       <w:r>
         <w:t xml:space="preserve">.</w:t>
       </w:r>
+    </w:p>
+    <w:bookmarkEnd w:id="19"/>
+    <w:bookmarkStart w:id="20" w:name="def-left-null-space"/>
+    <w:p>
+      <w:pPr>
+        <w:pStyle w:val="BodyText"/>
+      </w:pPr>
+      <w:r>
+        <w:rPr>
+          <w:b/>
+          <w:bCs/>
+        </w:rPr>
+        <w:t xml:space="preserve">Definition 4 (Left null space)</w:t>
+      </w:r>
       <w:r>
         <w:t xml:space="preserve"> </w:t>
       </w:r>
@@ -3300,7 +3351,30 @@
         <w:t xml:space="preserve"> </w:t>
       </w:r>
       <w:r>
-        <w:t xml:space="preserve">of</w:t>
+        <w:t xml:space="preserve">of an</w:t>
+      </w:r>
+      <w:r>
+        <w:t xml:space="preserve"> </w:t>
+      </w:r>
+      <m:oMath>
+        <m:r>
+          <m:t>m</m:t>
+        </m:r>
+        <m:r>
+          <m:rPr>
+            <m:sty m:val="p"/>
+          </m:rPr>
+          <m:t>×</m:t>
+        </m:r>
+        <m:r>
+          <m:t>n</m:t>
+        </m:r>
+      </m:oMath>
+      <w:r>
+        <w:t xml:space="preserve"> </w:t>
+      </w:r>
+      <w:r>
+        <w:t xml:space="preserve">matrix</w:t>
       </w:r>
       <w:r>
         <w:t xml:space="preserve"> </w:t>
@@ -3395,8 +3469,8 @@
         <w:t xml:space="preserve">.</w:t>
       </w:r>
     </w:p>
-    <w:bookmarkEnd w:id="18"/>
-    <w:bookmarkStart w:id="19" w:name="exm-null-space"/>
+    <w:bookmarkEnd w:id="20"/>
+    <w:bookmarkStart w:id="21" w:name="exm-null-space"/>
     <w:p>
       <w:pPr>
         <w:pStyle w:val="BodyText"/>
@@ -4601,8 +4675,8 @@
         <w:t xml:space="preserve">.</w:t>
       </w:r>
     </w:p>
-    <w:bookmarkEnd w:id="19"/>
-    <w:bookmarkStart w:id="21" w:name="thm-null-space-subspace"/>
+    <w:bookmarkEnd w:id="21"/>
+    <w:bookmarkStart w:id="23" w:name="thm-null-space-subspace"/>
     <w:p>
       <w:pPr>
         <w:pStyle w:val="BodyText"/>
@@ -4698,7 +4772,7 @@
           <w:rPr>
             <w:rStyle w:val="Hyperlink"/>
           </w:rPr>
-          <w:t xml:space="preserve">Definition 2</w:t>
+          <w:t xml:space="preserve">Definition 3</w:t>
         </w:r>
       </w:hyperlink>
       <w:r>
@@ -4737,7 +4811,7 @@
       <w:r>
         <w:t xml:space="preserve">(</w:t>
       </w:r>
-      <w:hyperlink r:id="rId20">
+      <w:hyperlink r:id="rId22">
         <w:r>
           <w:rPr>
             <w:rStyle w:val="Hyperlink"/>
@@ -4749,7 +4823,7 @@
         <w:t xml:space="preserve">).</w:t>
       </w:r>
     </w:p>
-    <w:bookmarkEnd w:id="21"/>
+    <w:bookmarkEnd w:id="23"/>
     <w:p>
       <w:pPr>
         <w:pStyle w:val="BodyText"/>
@@ -6018,7 +6092,7 @@
         <w:t xml:space="preserve">.</w:t>
       </w:r>
     </w:p>
-    <w:bookmarkStart w:id="23" w:name="exm-null-space-subspace"/>
+    <w:bookmarkStart w:id="25" w:name="exm-null-space-subspace"/>
     <w:p>
       <w:pPr>
         <w:pStyle w:val="BodyText"/>
@@ -6577,7 +6651,7 @@
       <w:r>
         <w:t xml:space="preserve"> </w:t>
       </w:r>
-      <w:hyperlink r:id="rId22">
+      <w:hyperlink r:id="rId24">
         <w:r>
           <w:rPr>
             <w:rStyle w:val="Hyperlink"/>
@@ -6592,8 +6666,8 @@
         <w:t xml:space="preserve">it is not a subspace.</w:t>
       </w:r>
     </w:p>
-    <w:bookmarkEnd w:id="23"/>
-    <w:bookmarkStart w:id="24" w:name="thm-row-null-disjoint"/>
+    <w:bookmarkEnd w:id="25"/>
+    <w:bookmarkStart w:id="26" w:name="thm-row-null-disjoint"/>
     <w:p>
       <w:pPr>
         <w:pStyle w:val="BodyText"/>
@@ -6776,7 +6850,7 @@
         </m:oMath>
       </m:oMathPara>
     </w:p>
-    <w:bookmarkEnd w:id="24"/>
+    <w:bookmarkEnd w:id="26"/>
     <w:p>
       <w:pPr>
         <w:pStyle w:val="FirstParagraph"/>
@@ -6867,7 +6941,7 @@
       <w:r>
         <w:t xml:space="preserve">(</w:t>
       </w:r>
-      <w:hyperlink r:id="rId22">
+      <w:hyperlink r:id="rId24">
         <w:r>
           <w:rPr>
             <w:rStyle w:val="Hyperlink"/>
@@ -7085,7 +7159,7 @@
           <w:rPr>
             <w:rStyle w:val="Hyperlink"/>
           </w:rPr>
-          <w:t xml:space="preserve">Definition 2</w:t>
+          <w:t xml:space="preserve">Definition 3</w:t>
         </w:r>
       </w:hyperlink>
       <w:r>
@@ -7953,7 +8027,7 @@
         <w:t xml:space="preserve">.</w:t>
       </w:r>
     </w:p>
-    <w:bookmarkStart w:id="25" w:name="exm-row-null-disjoint"/>
+    <w:bookmarkStart w:id="27" w:name="exm-row-null-disjoint"/>
     <w:p>
       <w:pPr>
         <w:pStyle w:val="BodyText"/>
@@ -8787,8 +8861,8 @@
         <w:t xml:space="preserve">.</w:t>
       </w:r>
     </w:p>
-    <w:bookmarkEnd w:id="25"/>
-    <w:bookmarkStart w:id="26" w:name="def-cross-product-matrix"/>
+    <w:bookmarkEnd w:id="27"/>
+    <w:bookmarkStart w:id="28" w:name="def-cross-product-matrix"/>
     <w:p>
       <w:pPr>
         <w:pStyle w:val="BodyText"/>
@@ -8798,7 +8872,7 @@
           <w:b/>
           <w:bCs/>
         </w:rPr>
-        <w:t xml:space="preserve">Definition 3 (Cross-product matrix)</w:t>
+        <w:t xml:space="preserve">Definition 5 (Cross-product matrix)</w:t>
       </w:r>
       <w:r>
         <w:t xml:space="preserve"> </w:t>
@@ -9222,7 +9296,7 @@
         <w:t xml:space="preserve">.</w:t>
       </w:r>
     </w:p>
-    <w:bookmarkEnd w:id="26"/>
+    <w:bookmarkEnd w:id="28"/>
     <w:p>
       <w:pPr>
         <w:pStyle w:val="BodyText"/>
@@ -9344,7 +9418,7 @@
       <w:r>
         <w:t xml:space="preserve"> </w:t>
       </w:r>
-      <w:hyperlink r:id="rId27">
+      <w:hyperlink r:id="rId29">
         <w:r>
           <w:rPr>
             <w:rStyle w:val="Hyperlink"/>
@@ -9489,7 +9563,7 @@
         <w:t xml:space="preserve">which sums the diagonal of this matrix into a single number.</w:t>
       </w:r>
     </w:p>
-    <w:bookmarkStart w:id="28" w:name="exm-cross-product-matrix"/>
+    <w:bookmarkStart w:id="30" w:name="exm-cross-product-matrix"/>
     <w:p>
       <w:pPr>
         <w:pStyle w:val="BodyText"/>
@@ -9905,7 +9979,7 @@
                   <m:nor/>
                   <m:sty m:val="p"/>
                 </m:rPr>
-                <m:t>Definition 3</m:t>
+                <m:t>Definition 5</m:t>
               </m:r>
               <m:r>
                 <m:rPr>
@@ -10085,8 +10159,8 @@
         </m:oMath>
       </m:oMathPara>
     </w:p>
-    <w:bookmarkEnd w:id="28"/>
-    <w:bookmarkStart w:id="29" w:name="def-gram-matrix"/>
+    <w:bookmarkEnd w:id="30"/>
+    <w:bookmarkStart w:id="31" w:name="def-gram-matrix"/>
     <w:p>
       <w:pPr>
         <w:pStyle w:val="FirstParagraph"/>
@@ -10096,7 +10170,7 @@
           <w:b/>
           <w:bCs/>
         </w:rPr>
-        <w:t xml:space="preserve">Definition 4 (Gram matrix)</w:t>
+        <w:t xml:space="preserve">Definition 6 (Gram matrix)</w:t>
       </w:r>
       <w:r>
         <w:t xml:space="preserve"> </w:t>
@@ -10256,8 +10330,8 @@
         <w:t xml:space="preserve">with itself.</w:t>
       </w:r>
     </w:p>
-    <w:bookmarkEnd w:id="29"/>
-    <w:bookmarkStart w:id="30" w:name="exm-gram-matrix"/>
+    <w:bookmarkEnd w:id="31"/>
+    <w:bookmarkStart w:id="32" w:name="exm-gram-matrix"/>
     <w:p>
       <w:pPr>
         <w:pStyle w:val="BodyText"/>
@@ -11393,8 +11467,8 @@
         <w:t xml:space="preserve">.</w:t>
       </w:r>
     </w:p>
-    <w:bookmarkEnd w:id="30"/>
-    <w:bookmarkStart w:id="33" w:name="thm-gram-properties"/>
+    <w:bookmarkEnd w:id="32"/>
+    <w:bookmarkStart w:id="35" w:name="thm-gram-properties"/>
     <w:p>
       <w:pPr>
         <w:pStyle w:val="BodyText"/>
@@ -11574,7 +11648,7 @@
           <w:rPr>
             <w:rStyle w:val="Hyperlink"/>
           </w:rPr>
-          <w:t xml:space="preserve">Definition 4</w:t>
+          <w:t xml:space="preserve">Definition 6</w:t>
         </w:r>
       </w:hyperlink>
       <w:r>
@@ -11719,7 +11793,7 @@
       <w:r>
         <w:t xml:space="preserve">is symmetric (</w:t>
       </w:r>
-      <w:hyperlink r:id="rId31">
+      <w:hyperlink r:id="rId33">
         <w:r>
           <w:rPr>
             <w:rStyle w:val="Hyperlink"/>
@@ -11907,7 +11981,7 @@
       <w:r>
         <w:t xml:space="preserve"> </w:t>
       </w:r>
-      <w:hyperlink r:id="rId32">
+      <w:hyperlink r:id="rId34">
         <w:r>
           <w:rPr>
             <w:rStyle w:val="Hyperlink"/>
@@ -11919,7 +11993,7 @@
         <w:t xml:space="preserve">.</w:t>
       </w:r>
     </w:p>
-    <w:bookmarkEnd w:id="33"/>
+    <w:bookmarkEnd w:id="35"/>
     <w:p>
       <w:pPr>
         <w:pStyle w:val="FirstParagraph"/>
@@ -12845,7 +12919,7 @@
         </m:oMath>
       </m:oMathPara>
     </w:p>
-    <w:bookmarkStart w:id="35" w:name="exm-gram-properties"/>
+    <w:bookmarkStart w:id="37" w:name="exm-gram-properties"/>
     <w:p>
       <w:pPr>
         <w:pStyle w:val="FirstParagraph"/>
@@ -13521,7 +13595,7 @@
       <w:r>
         <w:t xml:space="preserve"> </w:t>
       </w:r>
-      <w:hyperlink r:id="rId34">
+      <w:hyperlink r:id="rId36">
         <w:r>
           <w:rPr>
             <w:rStyle w:val="Hyperlink"/>
@@ -13533,8 +13607,8 @@
         <w:t xml:space="preserve">.</w:t>
       </w:r>
     </w:p>
-    <w:bookmarkEnd w:id="35"/>
-    <w:bookmarkStart w:id="36" w:name="thm-null-gram"/>
+    <w:bookmarkEnd w:id="37"/>
+    <w:bookmarkStart w:id="38" w:name="thm-null-gram"/>
     <w:p>
       <w:pPr>
         <w:pStyle w:val="BodyText"/>
@@ -13744,7 +13818,7 @@
         </m:oMath>
       </m:oMathPara>
     </w:p>
-    <w:bookmarkEnd w:id="36"/>
+    <w:bookmarkEnd w:id="38"/>
     <w:p>
       <w:pPr>
         <w:pStyle w:val="FirstParagraph"/>
@@ -14967,7 +15041,7 @@
         <w:t xml:space="preserve">.</w:t>
       </w:r>
     </w:p>
-    <w:bookmarkStart w:id="37" w:name="exm-null-gram"/>
+    <w:bookmarkStart w:id="39" w:name="exm-null-gram"/>
     <w:p>
       <w:pPr>
         <w:pStyle w:val="BodyText"/>
@@ -15642,9 +15716,9 @@
         <w:t xml:space="preserve">.</w:t>
       </w:r>
     </w:p>
-    <w:bookmarkEnd w:id="37"/>
-    <w:bookmarkEnd w:id="38"/>
-    <w:bookmarkStart w:id="96" w:name="sec-rank-nullity"/>
+    <w:bookmarkEnd w:id="39"/>
+    <w:bookmarkEnd w:id="40"/>
+    <w:bookmarkStart w:id="99" w:name="sec-rank-nullity"/>
     <w:p>
       <w:pPr>
         <w:pStyle w:val="Heading2"/>
@@ -15694,18 +15768,18 @@
                 <wp:inline>
                   <wp:extent cx="152400" cy="152400"/>
                   <wp:effectExtent b="0" l="0" r="0" t="0"/>
-                  <wp:docPr descr="" title="" id="40" name="Picture"/>
+                  <wp:docPr descr="" title="" id="42" name="Picture"/>
                   <a:graphic>
                     <a:graphicData uri="http://schemas.openxmlformats.org/drawingml/2006/picture">
                       <pic:pic>
                         <pic:nvPicPr>
-                          <pic:cNvPr descr="/opt/quarto/share/formats/docx/note.png" id="41" name="Picture"/>
+                          <pic:cNvPr descr="/opt/quarto/share/formats/docx/note.png" id="43" name="Picture"/>
                           <pic:cNvPicPr>
                             <a:picLocks noChangeArrowheads="1" noChangeAspect="1"/>
                           </pic:cNvPicPr>
                         </pic:nvPicPr>
                         <pic:blipFill>
-                          <a:blip r:embed="rId39"/>
+                          <a:blip r:embed="rId41"/>
                           <a:stretch>
                             <a:fillRect/>
                           </a:stretch>
@@ -15788,7 +15862,7 @@
             <w:r>
               <w:t xml:space="preserve"> </w:t>
             </w:r>
-            <w:hyperlink r:id="rId42">
+            <w:hyperlink r:id="rId44">
               <w:r>
                 <w:rPr>
                   <w:rStyle w:val="Hyperlink"/>
@@ -15804,7 +15878,7 @@
         </w:tc>
       </w:tr>
     </w:tbl>
-    <w:bookmarkStart w:id="43" w:name="thm-rank-dim"/>
+    <w:bookmarkStart w:id="45" w:name="thm-rank-dim"/>
     <w:p>
       <w:pPr>
         <w:pStyle w:val="BodyText"/>
@@ -15955,7 +16029,7 @@
         </m:oMath>
       </m:oMathPara>
     </w:p>
-    <w:bookmarkEnd w:id="43"/>
+    <w:bookmarkEnd w:id="45"/>
     <w:p>
       <w:pPr>
         <w:pStyle w:val="FirstParagraph"/>
@@ -16017,7 +16091,7 @@
       <w:r>
         <w:t xml:space="preserve">(</w:t>
       </w:r>
-      <w:hyperlink r:id="rId44">
+      <w:hyperlink r:id="rId46">
         <w:r>
           <w:rPr>
             <w:rStyle w:val="Hyperlink"/>
@@ -16071,7 +16145,7 @@
       <w:r>
         <w:t xml:space="preserve"> </w:t>
       </w:r>
-      <w:hyperlink r:id="rId44">
+      <w:hyperlink r:id="rId46">
         <w:r>
           <w:rPr>
             <w:rStyle w:val="Hyperlink"/>
@@ -16124,7 +16198,7 @@
       <w:r>
         <w:t xml:space="preserve">(</w:t>
       </w:r>
-      <w:hyperlink r:id="rId45">
+      <w:hyperlink r:id="rId47">
         <w:r>
           <w:rPr>
             <w:rStyle w:val="Hyperlink"/>
@@ -16224,7 +16298,7 @@
       <w:r>
         <w:t xml:space="preserve">(</w:t>
       </w:r>
-      <w:hyperlink r:id="rId46">
+      <w:hyperlink r:id="rId48">
         <w:r>
           <w:rPr>
             <w:rStyle w:val="Hyperlink"/>
@@ -16334,7 +16408,7 @@
       <w:r>
         <w:t xml:space="preserve">The span of the chosen columns is a subspace (</w:t>
       </w:r>
-      <w:hyperlink r:id="rId15">
+      <w:hyperlink r:id="rId16">
         <w:r>
           <w:rPr>
             <w:rStyle w:val="Hyperlink"/>
@@ -16657,7 +16731,7 @@
       <w:r>
         <w:t xml:space="preserve">(</w:t>
       </w:r>
-      <w:hyperlink r:id="rId47">
+      <w:hyperlink r:id="rId49">
         <w:r>
           <w:rPr>
             <w:rStyle w:val="Hyperlink"/>
@@ -16807,7 +16881,7 @@
         <w:t xml:space="preserve">.</w:t>
       </w:r>
     </w:p>
-    <w:bookmarkStart w:id="48" w:name="exm-rank-dim"/>
+    <w:bookmarkStart w:id="50" w:name="exm-rank-dim"/>
     <w:p>
       <w:pPr>
         <w:pStyle w:val="BodyText"/>
@@ -17220,8 +17294,8 @@
         <w:t xml:space="preserve">.</w:t>
       </w:r>
     </w:p>
-    <w:bookmarkEnd w:id="48"/>
-    <w:bookmarkStart w:id="49" w:name="def-nullity"/>
+    <w:bookmarkEnd w:id="50"/>
+    <w:bookmarkStart w:id="51" w:name="def-nullity"/>
     <w:p>
       <w:pPr>
         <w:pStyle w:val="BodyText"/>
@@ -17231,7 +17305,7 @@
           <w:b/>
           <w:bCs/>
         </w:rPr>
-        <w:t xml:space="preserve">Definition 5 (Nullity)</w:t>
+        <w:t xml:space="preserve">Definition 7 (Nullity)</w:t>
       </w:r>
       <w:r>
         <w:t xml:space="preserve"> </w:t>
@@ -17283,7 +17357,7 @@
           <w:rPr>
             <w:rStyle w:val="Hyperlink"/>
           </w:rPr>
-          <w:t xml:space="preserve">Definition 2</w:t>
+          <w:t xml:space="preserve">Definition 3</w:t>
         </w:r>
       </w:hyperlink>
       <w:r>
@@ -17398,8 +17472,8 @@
         </m:oMath>
       </m:oMathPara>
     </w:p>
-    <w:bookmarkEnd w:id="49"/>
-    <w:bookmarkStart w:id="50" w:name="exm-nullity"/>
+    <w:bookmarkEnd w:id="51"/>
+    <w:bookmarkStart w:id="52" w:name="exm-nullity"/>
     <w:p>
       <w:pPr>
         <w:pStyle w:val="FirstParagraph"/>
@@ -18175,8 +18249,8 @@
         <w:t xml:space="preserve">.</w:t>
       </w:r>
     </w:p>
-    <w:bookmarkEnd w:id="50"/>
-    <w:bookmarkStart w:id="51" w:name="thm-rank-nullity"/>
+    <w:bookmarkEnd w:id="52"/>
+    <w:bookmarkStart w:id="53" w:name="thm-rank-nullity"/>
     <w:p>
       <w:pPr>
         <w:pStyle w:val="BodyText"/>
@@ -18313,7 +18387,7 @@
         </m:oMath>
       </m:oMathPara>
     </w:p>
-    <w:bookmarkEnd w:id="51"/>
+    <w:bookmarkEnd w:id="53"/>
     <w:p>
       <w:pPr>
         <w:pStyle w:val="FirstParagraph"/>
@@ -18649,7 +18723,7 @@
       <w:r>
         <w:t xml:space="preserve">(</w:t>
       </w:r>
-      <w:hyperlink r:id="rId52">
+      <w:hyperlink r:id="rId54">
         <w:r>
           <w:rPr>
             <w:rStyle w:val="Hyperlink"/>
@@ -18773,7 +18847,7 @@
       <w:r>
         <w:t xml:space="preserve">(</w:t>
       </w:r>
-      <w:hyperlink r:id="rId53">
+      <w:hyperlink r:id="rId55">
         <w:r>
           <w:rPr>
             <w:rStyle w:val="Hyperlink"/>
@@ -18787,7 +18861,7 @@
       <w:r>
         <w:t xml:space="preserve"> </w:t>
       </w:r>
-      <w:hyperlink r:id="rId54">
+      <w:hyperlink r:id="rId56">
         <w:r>
           <w:rPr>
             <w:rStyle w:val="Hyperlink"/>
@@ -18934,7 +19008,7 @@
       <w:r>
         <w:t xml:space="preserve"> </w:t>
       </w:r>
-      <w:hyperlink r:id="rId55">
+      <w:hyperlink r:id="rId57">
         <w:r>
           <w:rPr>
             <w:rStyle w:val="Hyperlink"/>
@@ -19212,7 +19286,7 @@
       <w:r>
         <w:t xml:space="preserve">(</w:t>
       </w:r>
-      <w:hyperlink r:id="rId55">
+      <w:hyperlink r:id="rId57">
         <w:r>
           <w:rPr>
             <w:rStyle w:val="Hyperlink"/>
@@ -21270,7 +21344,7 @@
         <w:t xml:space="preserve">.</w:t>
       </w:r>
     </w:p>
-    <w:bookmarkStart w:id="56" w:name="exm-rank-nullity"/>
+    <w:bookmarkStart w:id="58" w:name="exm-rank-nullity"/>
     <w:p>
       <w:pPr>
         <w:pStyle w:val="BodyText"/>
@@ -21570,8 +21644,8 @@
         <w:t xml:space="preserve">.</w:t>
       </w:r>
     </w:p>
-    <w:bookmarkEnd w:id="56"/>
-    <w:bookmarkStart w:id="57" w:name="thm-rank-product"/>
+    <w:bookmarkEnd w:id="58"/>
+    <w:bookmarkStart w:id="59" w:name="thm-rank-product"/>
     <w:p>
       <w:pPr>
         <w:pStyle w:val="BodyText"/>
@@ -21745,7 +21819,7 @@
         </m:oMath>
       </m:oMathPara>
     </w:p>
-    <w:bookmarkEnd w:id="57"/>
+    <w:bookmarkEnd w:id="59"/>
     <w:p>
       <w:pPr>
         <w:pStyle w:val="FirstParagraph"/>
@@ -22535,7 +22609,7 @@
         </m:oMath>
       </m:oMathPara>
     </w:p>
-    <w:bookmarkStart w:id="58" w:name="exm-rank-product"/>
+    <w:bookmarkStart w:id="60" w:name="exm-rank-product"/>
     <w:p>
       <w:pPr>
         <w:pStyle w:val="FirstParagraph"/>
@@ -23138,8 +23212,8 @@
         <w:t xml:space="preserve">, and the inequality is an equality.</w:t>
       </w:r>
     </w:p>
-    <w:bookmarkEnd w:id="58"/>
-    <w:bookmarkStart w:id="59" w:name="thm-rank-transpose"/>
+    <w:bookmarkEnd w:id="60"/>
+    <w:bookmarkStart w:id="61" w:name="thm-rank-transpose"/>
     <w:p>
       <w:pPr>
         <w:pStyle w:val="BodyText"/>
@@ -23417,7 +23491,7 @@
         <w:t xml:space="preserve">equals the largest number of linearly independent columns.</w:t>
       </w:r>
     </w:p>
-    <w:bookmarkEnd w:id="59"/>
+    <w:bookmarkEnd w:id="61"/>
     <w:p>
       <w:pPr>
         <w:pStyle w:val="BodyText"/>
@@ -23646,7 +23720,7 @@
           <w:rPr>
             <w:rStyle w:val="Hyperlink"/>
           </w:rPr>
-          <w:t xml:space="preserve">Definition 5</w:t>
+          <w:t xml:space="preserve">Definition 7</w:t>
         </w:r>
       </w:hyperlink>
       <w:r>
@@ -24645,7 +24719,7 @@
         <w:t xml:space="preserve">which gives the statement about rows.</w:t>
       </w:r>
     </w:p>
-    <w:bookmarkStart w:id="60" w:name="exm-rank-transpose"/>
+    <w:bookmarkStart w:id="62" w:name="exm-rank-transpose"/>
     <w:p>
       <w:pPr>
         <w:pStyle w:val="BodyText"/>
@@ -25658,8 +25732,8 @@
         <w:t xml:space="preserve">.</w:t>
       </w:r>
     </w:p>
-    <w:bookmarkEnd w:id="60"/>
-    <w:bookmarkStart w:id="61" w:name="cor-rank-bound"/>
+    <w:bookmarkEnd w:id="62"/>
+    <w:bookmarkStart w:id="63" w:name="cor-rank-bound"/>
     <w:p>
       <w:pPr>
         <w:pStyle w:val="BodyText"/>
@@ -25787,7 +25861,7 @@
         <w:t xml:space="preserve">.</w:t>
       </w:r>
     </w:p>
-    <w:bookmarkEnd w:id="61"/>
+    <w:bookmarkEnd w:id="63"/>
     <w:p>
       <w:pPr>
         <w:pStyle w:val="BodyText"/>
@@ -25900,7 +25974,7 @@
       <w:r>
         <w:t xml:space="preserve">(</w:t>
       </w:r>
-      <w:hyperlink r:id="rId44">
+      <w:hyperlink r:id="rId46">
         <w:r>
           <w:rPr>
             <w:rStyle w:val="Hyperlink"/>
@@ -26064,7 +26138,7 @@
         <w:t xml:space="preserve">).</w:t>
       </w:r>
     </w:p>
-    <w:bookmarkStart w:id="63" w:name="exm-rank-bound"/>
+    <w:bookmarkStart w:id="65" w:name="exm-rank-bound"/>
     <w:p>
       <w:pPr>
         <w:pStyle w:val="BodyText"/>
@@ -26334,7 +26408,7 @@
       <w:r>
         <w:t xml:space="preserve"> </w:t>
       </w:r>
-      <w:hyperlink r:id="rId62">
+      <w:hyperlink r:id="rId64">
         <w:r>
           <w:rPr>
             <w:rStyle w:val="Hyperlink"/>
@@ -26442,8 +26516,8 @@
         <w:t xml:space="preserve">.</w:t>
       </w:r>
     </w:p>
-    <w:bookmarkEnd w:id="63"/>
-    <w:bookmarkStart w:id="66" w:name="def-affine-subspace"/>
+    <w:bookmarkEnd w:id="65"/>
+    <w:bookmarkStart w:id="68" w:name="def-affine-subspace"/>
     <w:p>
       <w:pPr>
         <w:pStyle w:val="BodyText"/>
@@ -26453,7 +26527,7 @@
           <w:b/>
           <w:bCs/>
         </w:rPr>
-        <w:t xml:space="preserve">Definition 6 (Affine subspace)</w:t>
+        <w:t xml:space="preserve">Definition 8 (Affine subspace)</w:t>
       </w:r>
       <w:r>
         <w:t xml:space="preserve"> </w:t>
@@ -26701,7 +26775,7 @@
       <w:r>
         <w:t xml:space="preserve">(</w:t>
       </w:r>
-      <w:hyperlink r:id="rId20">
+      <w:hyperlink r:id="rId22">
         <w:r>
           <w:rPr>
             <w:rStyle w:val="Hyperlink"/>
@@ -26721,7 +26795,7 @@
       <w:r>
         <w:t xml:space="preserve"> </w:t>
       </w:r>
-      <w:hyperlink r:id="rId64">
+      <w:hyperlink r:id="rId66">
         <w:r>
           <w:rPr>
             <w:rStyle w:val="Hyperlink"/>
@@ -26783,7 +26857,7 @@
       <w:r>
         <w:t xml:space="preserve">(</w:t>
       </w:r>
-      <w:hyperlink r:id="rId65">
+      <w:hyperlink r:id="rId67">
         <w:r>
           <w:rPr>
             <w:rStyle w:val="Hyperlink"/>
@@ -26795,8 +26869,8 @@
         <w:t xml:space="preserve">).</w:t>
       </w:r>
     </w:p>
-    <w:bookmarkEnd w:id="66"/>
-    <w:bookmarkStart w:id="68" w:name="exm-affine-subspace"/>
+    <w:bookmarkEnd w:id="68"/>
+    <w:bookmarkStart w:id="70" w:name="exm-affine-subspace"/>
     <w:p>
       <w:pPr>
         <w:pStyle w:val="BodyText"/>
@@ -26903,7 +26977,7 @@
       <w:r>
         <w:t xml:space="preserve"> </w:t>
       </w:r>
-      <w:hyperlink r:id="rId67">
+      <w:hyperlink r:id="rId69">
         <w:r>
           <w:rPr>
             <w:rStyle w:val="Hyperlink"/>
@@ -27059,7 +27133,7 @@
       <w:r>
         <w:t xml:space="preserve">(</w:t>
       </w:r>
-      <w:hyperlink r:id="rId14">
+      <w:hyperlink r:id="rId15">
         <w:r>
           <w:rPr>
             <w:rStyle w:val="Hyperlink"/>
@@ -27450,8 +27524,8 @@
         <w:t xml:space="preserve">.</w:t>
       </w:r>
     </w:p>
-    <w:bookmarkEnd w:id="68"/>
-    <w:bookmarkStart w:id="71" w:name="thm-hyperplane-subspace"/>
+    <w:bookmarkEnd w:id="70"/>
+    <w:bookmarkStart w:id="73" w:name="thm-hyperplane-subspace"/>
     <w:p>
       <w:pPr>
         <w:pStyle w:val="BodyText"/>
@@ -27739,7 +27813,7 @@
       <w:r>
         <w:t xml:space="preserve">(</w:t>
       </w:r>
-      <w:hyperlink r:id="rId69">
+      <w:hyperlink r:id="rId71">
         <w:r>
           <w:rPr>
             <w:rStyle w:val="Hyperlink"/>
@@ -27955,7 +28029,7 @@
       <w:r>
         <w:t xml:space="preserve">(</w:t>
       </w:r>
-      <w:hyperlink r:id="rId20">
+      <w:hyperlink r:id="rId22">
         <w:r>
           <w:rPr>
             <w:rStyle w:val="Hyperlink"/>
@@ -27989,7 +28063,7 @@
       <w:r>
         <w:t xml:space="preserve">(</w:t>
       </w:r>
-      <w:hyperlink r:id="rId47">
+      <w:hyperlink r:id="rId49">
         <w:r>
           <w:rPr>
             <w:rStyle w:val="Hyperlink"/>
@@ -28203,7 +28277,7 @@
           <w:rPr>
             <w:rStyle w:val="Hyperlink"/>
           </w:rPr>
-          <w:t xml:space="preserve">Definition 6</w:t>
+          <w:t xml:space="preserve">Definition 8</w:t>
         </w:r>
       </w:hyperlink>
       <w:r>
@@ -28339,7 +28413,7 @@
       <w:r>
         <w:t xml:space="preserve">(</w:t>
       </w:r>
-      <w:hyperlink r:id="rId70">
+      <w:hyperlink r:id="rId72">
         <w:r>
           <w:rPr>
             <w:rStyle w:val="Hyperlink"/>
@@ -28351,7 +28425,7 @@
         <w:t xml:space="preserve">).</w:t>
       </w:r>
     </w:p>
-    <w:bookmarkEnd w:id="71"/>
+    <w:bookmarkEnd w:id="73"/>
     <w:p>
       <w:pPr>
         <w:pStyle w:val="FirstParagraph"/>
@@ -28500,7 +28574,7 @@
       <w:r>
         <w:t xml:space="preserve">(</w:t>
       </w:r>
-      <w:hyperlink r:id="rId72">
+      <w:hyperlink r:id="rId74">
         <w:r>
           <w:rPr>
             <w:rStyle w:val="Hyperlink"/>
@@ -28607,7 +28681,7 @@
           <w:rPr>
             <w:rStyle w:val="Hyperlink"/>
           </w:rPr>
-          <w:t xml:space="preserve">Definition 2</w:t>
+          <w:t xml:space="preserve">Definition 3</w:t>
         </w:r>
       </w:hyperlink>
       <w:r>
@@ -28929,7 +29003,7 @@
       <w:r>
         <w:t xml:space="preserve">(</w:t>
       </w:r>
-      <w:hyperlink r:id="rId44">
+      <w:hyperlink r:id="rId46">
         <w:r>
           <w:rPr>
             <w:rStyle w:val="Hyperlink"/>
@@ -29176,7 +29250,7 @@
                   <m:nor/>
                   <m:sty m:val="p"/>
                 </m:rPr>
-                <m:t>Definition 5</m:t>
+                <m:t>Definition 7</m:t>
               </m:r>
               <m:r>
                 <m:rPr>
@@ -30989,7 +31063,7 @@
           <w:rPr>
             <w:rStyle w:val="Hyperlink"/>
           </w:rPr>
-          <w:t xml:space="preserve">Definition 6</w:t>
+          <w:t xml:space="preserve">Definition 8</w:t>
         </w:r>
       </w:hyperlink>
       <w:r>
@@ -31517,7 +31591,7 @@
         </m:oMath>
       </m:oMathPara>
     </w:p>
-    <w:bookmarkStart w:id="74" w:name="exm-hyperplane-subspace"/>
+    <w:bookmarkStart w:id="76" w:name="exm-hyperplane-subspace"/>
     <w:p>
       <w:pPr>
         <w:pStyle w:val="FirstParagraph"/>
@@ -31867,7 +31941,7 @@
       <w:r>
         <w:t xml:space="preserve"> </w:t>
       </w:r>
-      <w:hyperlink r:id="rId73">
+      <w:hyperlink r:id="rId75">
         <w:r>
           <w:rPr>
             <w:rStyle w:val="Hyperlink"/>
@@ -32945,8 +33019,8 @@
         <w:t xml:space="preserve">.</w:t>
       </w:r>
     </w:p>
-    <w:bookmarkEnd w:id="74"/>
-    <w:bookmarkStart w:id="75" w:name="thm-hyperplane-origin"/>
+    <w:bookmarkEnd w:id="76"/>
+    <w:bookmarkStart w:id="77" w:name="thm-hyperplane-origin"/>
     <w:p>
       <w:pPr>
         <w:pStyle w:val="FirstParagraph"/>
@@ -33157,7 +33231,7 @@
       <w:r>
         <w:t xml:space="preserve">be a hyperplane (</w:t>
       </w:r>
-      <w:hyperlink r:id="rId69">
+      <w:hyperlink r:id="rId71">
         <w:r>
           <w:rPr>
             <w:rStyle w:val="Hyperlink"/>
@@ -33807,7 +33881,7 @@
         <w:t xml:space="preserve">.</w:t>
       </w:r>
     </w:p>
-    <w:bookmarkEnd w:id="75"/>
+    <w:bookmarkEnd w:id="77"/>
     <w:p>
       <w:pPr>
         <w:pStyle w:val="FirstParagraph"/>
@@ -34430,7 +34504,7 @@
       <w:r>
         <w:t xml:space="preserve">, so it has a basis (</w:t>
       </w:r>
-      <w:hyperlink r:id="rId45">
+      <w:hyperlink r:id="rId47">
         <w:r>
           <w:rPr>
             <w:rStyle w:val="Hyperlink"/>
@@ -34812,7 +34886,7 @@
         <w:t xml:space="preserve">.</w:t>
       </w:r>
     </w:p>
-    <w:bookmarkStart w:id="77" w:name="exm-hyperplane-origin"/>
+    <w:bookmarkStart w:id="79" w:name="exm-hyperplane-origin"/>
     <w:p>
       <w:pPr>
         <w:pStyle w:val="BodyText"/>
@@ -35005,7 +35079,7 @@
       <w:r>
         <w:t xml:space="preserve"> </w:t>
       </w:r>
-      <w:hyperlink r:id="rId76">
+      <w:hyperlink r:id="rId78">
         <w:r>
           <w:rPr>
             <w:rStyle w:val="Hyperlink"/>
@@ -37437,8 +37511,8 @@
         <w:t xml:space="preserve">.</w:t>
       </w:r>
     </w:p>
-    <w:bookmarkEnd w:id="77"/>
-    <w:bookmarkStart w:id="79" w:name="def-half-space"/>
+    <w:bookmarkEnd w:id="79"/>
+    <w:bookmarkStart w:id="81" w:name="def-half-space"/>
     <w:p>
       <w:pPr>
         <w:pStyle w:val="BodyText"/>
@@ -37448,7 +37522,7 @@
           <w:b/>
           <w:bCs/>
         </w:rPr>
-        <w:t xml:space="preserve">Definition 7 (Half-space)</w:t>
+        <w:t xml:space="preserve">Definition 9 (Half-space)</w:t>
       </w:r>
       <w:r>
         <w:t xml:space="preserve"> </w:t>
@@ -37578,7 +37652,7 @@
       <w:r>
         <w:t xml:space="preserve">be a hyperplane (</w:t>
       </w:r>
-      <w:hyperlink r:id="rId69">
+      <w:hyperlink r:id="rId71">
         <w:r>
           <w:rPr>
             <w:rStyle w:val="Hyperlink"/>
@@ -37634,7 +37708,7 @@
       <w:pPr>
         <w:pStyle w:val="BodyText"/>
       </w:pPr>
-      <w:bookmarkStart w:id="78" w:name="eq-half-space"/>
+      <w:bookmarkStart w:id="80" w:name="eq-half-space"/>
       <m:oMathPara>
         <m:oMathParaPr>
           <m:jc m:val="center"/>
@@ -37951,7 +38025,7 @@
           </m:r>
         </m:oMath>
       </m:oMathPara>
-      <w:bookmarkEnd w:id="78"/>
+      <w:bookmarkEnd w:id="80"/>
     </w:p>
     <w:p>
       <w:pPr>
@@ -38077,11 +38151,299 @@
       <w:r>
         <w:t xml:space="preserve">.</w:t>
       </w:r>
-      <w:r>
-        <w:t xml:space="preserve"> </w:t>
-      </w:r>
-      <w:r>
-        <w:t xml:space="preserve">Every point of</w:t>
+    </w:p>
+    <w:bookmarkEnd w:id="81"/>
+    <w:p>
+      <w:pPr>
+        <w:pStyle w:val="BodyText"/>
+      </w:pPr>
+      <w:r>
+        <w:rPr>
+          <w:i/>
+          <w:iCs/>
+        </w:rPr>
+        <w:t xml:space="preserve">Remark</w:t>
+      </w:r>
+      <w:r>
+        <w:t xml:space="preserve">. </w:t>
+      </w:r>
+      <w:r>
+        <w:t xml:space="preserve">Replacing</w:t>
+      </w:r>
+      <w:r>
+        <w:t xml:space="preserve"> </w:t>
+      </w:r>
+      <m:oMath>
+        <m:r>
+          <m:rPr>
+            <m:sty m:val="p"/>
+          </m:rPr>
+          <m:t>(</m:t>
+        </m:r>
+        <m:acc>
+          <m:accPr>
+            <m:chr m:val="̃"/>
+          </m:accPr>
+          <m:e>
+            <m:r>
+              <m:t>w</m:t>
+            </m:r>
+          </m:e>
+        </m:acc>
+        <m:r>
+          <m:rPr>
+            <m:sty m:val="p"/>
+          </m:rPr>
+          <m:t>,</m:t>
+        </m:r>
+        <m:r>
+          <m:t>b</m:t>
+        </m:r>
+        <m:r>
+          <m:rPr>
+            <m:sty m:val="p"/>
+          </m:rPr>
+          <m:t>)</m:t>
+        </m:r>
+      </m:oMath>
+      <w:r>
+        <w:t xml:space="preserve"> </w:t>
+      </w:r>
+      <w:r>
+        <w:t xml:space="preserve">by</w:t>
+      </w:r>
+      <w:r>
+        <w:t xml:space="preserve"> </w:t>
+      </w:r>
+      <m:oMath>
+        <m:r>
+          <m:rPr>
+            <m:sty m:val="p"/>
+          </m:rPr>
+          <m:t>(</m:t>
+        </m:r>
+        <m:r>
+          <m:rPr>
+            <m:sty m:val="p"/>
+          </m:rPr>
+          <m:t>−</m:t>
+        </m:r>
+        <m:acc>
+          <m:accPr>
+            <m:chr m:val="̃"/>
+          </m:accPr>
+          <m:e>
+            <m:r>
+              <m:t>w</m:t>
+            </m:r>
+          </m:e>
+        </m:acc>
+        <m:r>
+          <m:rPr>
+            <m:sty m:val="p"/>
+          </m:rPr>
+          <m:t>,</m:t>
+        </m:r>
+        <m:r>
+          <m:rPr>
+            <m:sty m:val="p"/>
+          </m:rPr>
+          <m:t>−</m:t>
+        </m:r>
+        <m:r>
+          <m:t>b</m:t>
+        </m:r>
+        <m:r>
+          <m:rPr>
+            <m:sty m:val="p"/>
+          </m:rPr>
+          <m:t>)</m:t>
+        </m:r>
+      </m:oMath>
+      <w:r>
+        <w:t xml:space="preserve"> </w:t>
+      </w:r>
+      <w:r>
+        <w:t xml:space="preserve">describes the same hyperplane</w:t>
+      </w:r>
+      <w:r>
+        <w:t xml:space="preserve"> </w:t>
+      </w:r>
+      <w:r>
+        <w:t xml:space="preserve">but swaps the names</w:t>
+      </w:r>
+      <w:r>
+        <w:t xml:space="preserve"> </w:t>
+      </w:r>
+      <m:oMath>
+        <m:sSup>
+          <m:e>
+            <m:r>
+              <m:rPr>
+                <m:scr m:val="script"/>
+                <m:sty m:val="p"/>
+              </m:rPr>
+              <m:t>H</m:t>
+            </m:r>
+          </m:e>
+          <m:sup>
+            <m:r>
+              <m:rPr>
+                <m:sty m:val="p"/>
+              </m:rPr>
+              <m:t>+</m:t>
+            </m:r>
+          </m:sup>
+        </m:sSup>
+      </m:oMath>
+      <w:r>
+        <w:t xml:space="preserve"> </w:t>
+      </w:r>
+      <w:r>
+        <w:t xml:space="preserve">and</w:t>
+      </w:r>
+      <w:r>
+        <w:t xml:space="preserve"> </w:t>
+      </w:r>
+      <m:oMath>
+        <m:sSup>
+          <m:e>
+            <m:r>
+              <m:rPr>
+                <m:scr m:val="script"/>
+                <m:sty m:val="p"/>
+              </m:rPr>
+              <m:t>H</m:t>
+            </m:r>
+          </m:e>
+          <m:sup>
+            <m:r>
+              <m:rPr>
+                <m:sty m:val="p"/>
+              </m:rPr>
+              <m:t>−</m:t>
+            </m:r>
+          </m:sup>
+        </m:sSup>
+      </m:oMath>
+      <w:r>
+        <w:t xml:space="preserve">.</w:t>
+      </w:r>
+      <w:r>
+        <w:t xml:space="preserve"> </w:t>
+      </w:r>
+      <w:r>
+        <w:t xml:space="preserve">The sign of</w:t>
+      </w:r>
+      <w:r>
+        <w:t xml:space="preserve"> </w:t>
+      </w:r>
+      <m:oMath>
+        <m:acc>
+          <m:accPr>
+            <m:chr m:val="̃"/>
+          </m:accPr>
+          <m:e>
+            <m:r>
+              <m:t>w</m:t>
+            </m:r>
+          </m:e>
+        </m:acc>
+        <m:r>
+          <m:rPr>
+            <m:sty m:val="p"/>
+          </m:rPr>
+          <m:t>⋅</m:t>
+        </m:r>
+        <m:acc>
+          <m:accPr>
+            <m:chr m:val="̃"/>
+          </m:accPr>
+          <m:e>
+            <m:r>
+              <m:t>x</m:t>
+            </m:r>
+          </m:e>
+        </m:acc>
+        <m:r>
+          <m:rPr>
+            <m:sty m:val="p"/>
+          </m:rPr>
+          <m:t>+</m:t>
+        </m:r>
+        <m:r>
+          <m:t>b</m:t>
+        </m:r>
+      </m:oMath>
+      <w:r>
+        <w:t xml:space="preserve"> </w:t>
+      </w:r>
+      <w:r>
+        <w:t xml:space="preserve">tells you which side of the hyperplane</w:t>
+      </w:r>
+      <w:r>
+        <w:t xml:space="preserve"> </w:t>
+      </w:r>
+      <m:oMath>
+        <m:acc>
+          <m:accPr>
+            <m:chr m:val="̃"/>
+          </m:accPr>
+          <m:e>
+            <m:r>
+              <m:t>x</m:t>
+            </m:r>
+          </m:e>
+        </m:acc>
+      </m:oMath>
+      <w:r>
+        <w:t xml:space="preserve"> </w:t>
+      </w:r>
+      <w:r>
+        <w:t xml:space="preserve">is on.</w:t>
+      </w:r>
+      <w:r>
+        <w:t xml:space="preserve"> </w:t>
+      </w:r>
+      <w:r>
+        <w:t xml:space="preserve">A linear classifier uses this sign to assign one of two labels.</w:t>
+      </w:r>
+    </w:p>
+    <w:bookmarkStart w:id="82" w:name="exm-half-space-plane"/>
+    <w:p>
+      <w:pPr>
+        <w:pStyle w:val="BodyText"/>
+      </w:pPr>
+      <w:r>
+        <w:rPr>
+          <w:b/>
+          <w:bCs/>
+        </w:rPr>
+        <w:t xml:space="preserve">Example 19 (Half-spaces of a line in the plane)</w:t>
+      </w:r>
+      <w:r>
+        <w:t xml:space="preserve"> </w:t>
+      </w:r>
+      <w:r>
+        <w:t xml:space="preserve">Let</w:t>
+      </w:r>
+      <w:r>
+        <w:t xml:space="preserve"> </w:t>
+      </w:r>
+      <m:oMath>
+        <m:r>
+          <m:rPr>
+            <m:scr m:val="script"/>
+            <m:sty m:val="p"/>
+          </m:rPr>
+          <m:t>H</m:t>
+        </m:r>
+      </m:oMath>
+      <w:r>
+        <w:t xml:space="preserve"> </w:t>
+      </w:r>
+      <w:r>
+        <w:t xml:space="preserve">be the line in</w:t>
       </w:r>
       <w:r>
         <w:t xml:space="preserve"> </w:t>
@@ -38099,7 +38461,7 @@
           </m:e>
           <m:sup>
             <m:r>
-              <m:t>p</m:t>
+              <m:t>2</m:t>
             </m:r>
           </m:sup>
         </m:sSup>
@@ -38108,85 +38470,7 @@
         <w:t xml:space="preserve"> </w:t>
       </w:r>
       <w:r>
-        <w:t xml:space="preserve">is in exactly one of</w:t>
-      </w:r>
-      <w:r>
-        <w:t xml:space="preserve"> </w:t>
-      </w:r>
-      <m:oMath>
-        <m:sSup>
-          <m:e>
-            <m:r>
-              <m:rPr>
-                <m:scr m:val="script"/>
-                <m:sty m:val="p"/>
-              </m:rPr>
-              <m:t>H</m:t>
-            </m:r>
-          </m:e>
-          <m:sup>
-            <m:r>
-              <m:rPr>
-                <m:sty m:val="p"/>
-              </m:rPr>
-              <m:t>+</m:t>
-            </m:r>
-          </m:sup>
-        </m:sSup>
-      </m:oMath>
-      <w:r>
-        <w:t xml:space="preserve">,</w:t>
-      </w:r>
-      <w:r>
-        <w:t xml:space="preserve"> </w:t>
-      </w:r>
-      <m:oMath>
-        <m:r>
-          <m:rPr>
-            <m:scr m:val="script"/>
-            <m:sty m:val="p"/>
-          </m:rPr>
-          <m:t>H</m:t>
-        </m:r>
-      </m:oMath>
-      <w:r>
-        <w:t xml:space="preserve"> </w:t>
-      </w:r>
-      <w:r>
-        <w:t xml:space="preserve">and</w:t>
-      </w:r>
-      <w:r>
-        <w:t xml:space="preserve"> </w:t>
-      </w:r>
-      <m:oMath>
-        <m:sSup>
-          <m:e>
-            <m:r>
-              <m:rPr>
-                <m:scr m:val="script"/>
-                <m:sty m:val="p"/>
-              </m:rPr>
-              <m:t>H</m:t>
-            </m:r>
-          </m:e>
-          <m:sup>
-            <m:r>
-              <m:rPr>
-                <m:sty m:val="p"/>
-              </m:rPr>
-              <m:t>−</m:t>
-            </m:r>
-          </m:sup>
-        </m:sSup>
-      </m:oMath>
-      <w:r>
-        <w:t xml:space="preserve">,</w:t>
-      </w:r>
-      <w:r>
-        <w:t xml:space="preserve"> </w:t>
-      </w:r>
-      <w:r>
-        <w:t xml:space="preserve">because the number</w:t>
+        <w:t xml:space="preserve">with</w:t>
       </w:r>
       <w:r>
         <w:t xml:space="preserve"> </w:t>
@@ -38206,249 +38490,51 @@
           <m:rPr>
             <m:sty m:val="p"/>
           </m:rPr>
-          <m:t>⋅</m:t>
-        </m:r>
-        <m:acc>
-          <m:accPr>
-            <m:chr m:val="̃"/>
-          </m:accPr>
-          <m:e>
-            <m:r>
-              <m:t>x</m:t>
-            </m:r>
-          </m:e>
-        </m:acc>
-        <m:r>
-          <m:rPr>
-            <m:sty m:val="p"/>
-          </m:rPr>
-          <m:t>+</m:t>
-        </m:r>
+          <m:t>=</m:t>
+        </m:r>
+        <m:r>
+          <m:rPr>
+            <m:sty m:val="p"/>
+          </m:rPr>
+          <m:t>(</m:t>
+        </m:r>
+        <m:r>
+          <m:t>1</m:t>
+        </m:r>
+        <m:r>
+          <m:rPr>
+            <m:sty m:val="p"/>
+          </m:rPr>
+          <m:t>,</m:t>
+        </m:r>
+        <m:r>
+          <m:t>2</m:t>
+        </m:r>
+        <m:r>
+          <m:rPr>
+            <m:sty m:val="p"/>
+          </m:rPr>
+          <m:t>)</m:t>
+        </m:r>
+      </m:oMath>
+      <w:r>
+        <w:t xml:space="preserve"> </w:t>
+      </w:r>
+      <w:r>
+        <w:t xml:space="preserve">and</w:t>
+      </w:r>
+      <w:r>
+        <w:t xml:space="preserve"> </w:t>
+      </w:r>
+      <m:oMath>
         <m:r>
           <m:t>b</m:t>
         </m:r>
-      </m:oMath>
-      <w:r>
-        <w:t xml:space="preserve"> </w:t>
-      </w:r>
-      <w:r>
-        <w:t xml:space="preserve">is positive, zero or negative.</w:t>
-      </w:r>
-      <w:r>
-        <w:t xml:space="preserve"> </w:t>
-      </w:r>
-      <w:r>
-        <w:t xml:space="preserve">The vector</w:t>
-      </w:r>
-      <w:r>
-        <w:t xml:space="preserve"> </w:t>
-      </w:r>
-      <m:oMath>
-        <m:acc>
-          <m:accPr>
-            <m:chr m:val="̃"/>
-          </m:accPr>
-          <m:e>
-            <m:r>
-              <m:t>w</m:t>
-            </m:r>
-          </m:e>
-        </m:acc>
-      </m:oMath>
-      <w:r>
-        <w:t xml:space="preserve"> </w:t>
-      </w:r>
-      <w:r>
-        <w:t xml:space="preserve">points into</w:t>
-      </w:r>
-      <w:r>
-        <w:t xml:space="preserve"> </w:t>
-      </w:r>
-      <m:oMath>
-        <m:sSup>
-          <m:e>
-            <m:r>
-              <m:rPr>
-                <m:scr m:val="script"/>
-                <m:sty m:val="p"/>
-              </m:rPr>
-              <m:t>H</m:t>
-            </m:r>
-          </m:e>
-          <m:sup>
-            <m:r>
-              <m:rPr>
-                <m:sty m:val="p"/>
-              </m:rPr>
-              <m:t>+</m:t>
-            </m:r>
-          </m:sup>
-        </m:sSup>
-      </m:oMath>
-      <w:r>
-        <w:t xml:space="preserve">:</w:t>
-      </w:r>
-      <w:r>
-        <w:t xml:space="preserve"> </w:t>
-      </w:r>
-      <w:r>
-        <w:t xml:space="preserve">the number</w:t>
-      </w:r>
-      <w:r>
-        <w:t xml:space="preserve"> </w:t>
-      </w:r>
-      <m:oMath>
-        <m:acc>
-          <m:accPr>
-            <m:chr m:val="̃"/>
-          </m:accPr>
-          <m:e>
-            <m:r>
-              <m:t>w</m:t>
-            </m:r>
-          </m:e>
-        </m:acc>
-        <m:r>
-          <m:rPr>
-            <m:sty m:val="p"/>
-          </m:rPr>
-          <m:t>⋅</m:t>
-        </m:r>
-        <m:acc>
-          <m:accPr>
-            <m:chr m:val="̃"/>
-          </m:accPr>
-          <m:e>
-            <m:r>
-              <m:t>x</m:t>
-            </m:r>
-          </m:e>
-        </m:acc>
-        <m:r>
-          <m:rPr>
-            <m:sty m:val="p"/>
-          </m:rPr>
-          <m:t>+</m:t>
-        </m:r>
-        <m:r>
-          <m:t>b</m:t>
-        </m:r>
-      </m:oMath>
-      <w:r>
-        <w:t xml:space="preserve"> </w:t>
-      </w:r>
-      <w:r>
-        <w:t xml:space="preserve">goes up when</w:t>
-      </w:r>
-      <w:r>
-        <w:t xml:space="preserve"> </w:t>
-      </w:r>
-      <m:oMath>
-        <m:acc>
-          <m:accPr>
-            <m:chr m:val="̃"/>
-          </m:accPr>
-          <m:e>
-            <m:r>
-              <m:t>x</m:t>
-            </m:r>
-          </m:e>
-        </m:acc>
-      </m:oMath>
-      <w:r>
-        <w:t xml:space="preserve"> </w:t>
-      </w:r>
-      <w:r>
-        <w:t xml:space="preserve">moves in the direction</w:t>
-      </w:r>
-      <w:r>
-        <w:t xml:space="preserve"> </w:t>
-      </w:r>
-      <m:oMath>
-        <m:acc>
-          <m:accPr>
-            <m:chr m:val="̃"/>
-          </m:accPr>
-          <m:e>
-            <m:r>
-              <m:t>w</m:t>
-            </m:r>
-          </m:e>
-        </m:acc>
-      </m:oMath>
-      <w:r>
-        <w:t xml:space="preserve">.</w:t>
-      </w:r>
-    </w:p>
-    <w:bookmarkEnd w:id="79"/>
-    <w:p>
-      <w:pPr>
-        <w:pStyle w:val="BodyText"/>
-      </w:pPr>
-      <w:r>
-        <w:rPr>
-          <w:i/>
-          <w:iCs/>
-        </w:rPr>
-        <w:t xml:space="preserve">Remark</w:t>
-      </w:r>
-      <w:r>
-        <w:t xml:space="preserve">. </w:t>
-      </w:r>
-      <w:r>
-        <w:t xml:space="preserve">Replacing</w:t>
-      </w:r>
-      <w:r>
-        <w:t xml:space="preserve"> </w:t>
-      </w:r>
-      <m:oMath>
-        <m:r>
-          <m:rPr>
-            <m:sty m:val="p"/>
-          </m:rPr>
-          <m:t>(</m:t>
-        </m:r>
-        <m:acc>
-          <m:accPr>
-            <m:chr m:val="̃"/>
-          </m:accPr>
-          <m:e>
-            <m:r>
-              <m:t>w</m:t>
-            </m:r>
-          </m:e>
-        </m:acc>
-        <m:r>
-          <m:rPr>
-            <m:sty m:val="p"/>
-          </m:rPr>
-          <m:t>,</m:t>
-        </m:r>
-        <m:r>
-          <m:t>b</m:t>
-        </m:r>
-        <m:r>
-          <m:rPr>
-            <m:sty m:val="p"/>
-          </m:rPr>
-          <m:t>)</m:t>
-        </m:r>
-      </m:oMath>
-      <w:r>
-        <w:t xml:space="preserve"> </w:t>
-      </w:r>
-      <w:r>
-        <w:t xml:space="preserve">by</w:t>
-      </w:r>
-      <w:r>
-        <w:t xml:space="preserve"> </w:t>
-      </w:r>
-      <m:oMath>
-        <m:r>
-          <m:rPr>
-            <m:sty m:val="p"/>
-          </m:rPr>
-          <m:t>(</m:t>
+        <m:r>
+          <m:rPr>
+            <m:sty m:val="p"/>
+          </m:rPr>
+          <m:t>=</m:t>
         </m:r>
         <m:r>
           <m:rPr>
@@ -38456,323 +38542,9 @@
           </m:rPr>
           <m:t>−</m:t>
         </m:r>
-        <m:acc>
-          <m:accPr>
-            <m:chr m:val="̃"/>
-          </m:accPr>
-          <m:e>
-            <m:r>
-              <m:t>w</m:t>
-            </m:r>
-          </m:e>
-        </m:acc>
-        <m:r>
-          <m:rPr>
-            <m:sty m:val="p"/>
-          </m:rPr>
-          <m:t>,</m:t>
-        </m:r>
-        <m:r>
-          <m:rPr>
-            <m:sty m:val="p"/>
-          </m:rPr>
-          <m:t>−</m:t>
-        </m:r>
-        <m:r>
-          <m:t>b</m:t>
-        </m:r>
-        <m:r>
-          <m:rPr>
-            <m:sty m:val="p"/>
-          </m:rPr>
-          <m:t>)</m:t>
-        </m:r>
-      </m:oMath>
-      <w:r>
-        <w:t xml:space="preserve"> </w:t>
-      </w:r>
-      <w:r>
-        <w:t xml:space="preserve">describes the same hyperplane</w:t>
-      </w:r>
-      <w:r>
-        <w:t xml:space="preserve"> </w:t>
-      </w:r>
-      <w:r>
-        <w:t xml:space="preserve">but swaps the names</w:t>
-      </w:r>
-      <w:r>
-        <w:t xml:space="preserve"> </w:t>
-      </w:r>
-      <m:oMath>
-        <m:sSup>
-          <m:e>
-            <m:r>
-              <m:rPr>
-                <m:scr m:val="script"/>
-                <m:sty m:val="p"/>
-              </m:rPr>
-              <m:t>H</m:t>
-            </m:r>
-          </m:e>
-          <m:sup>
-            <m:r>
-              <m:rPr>
-                <m:sty m:val="p"/>
-              </m:rPr>
-              <m:t>+</m:t>
-            </m:r>
-          </m:sup>
-        </m:sSup>
-      </m:oMath>
-      <w:r>
-        <w:t xml:space="preserve"> </w:t>
-      </w:r>
-      <w:r>
-        <w:t xml:space="preserve">and</w:t>
-      </w:r>
-      <w:r>
-        <w:t xml:space="preserve"> </w:t>
-      </w:r>
-      <m:oMath>
-        <m:sSup>
-          <m:e>
-            <m:r>
-              <m:rPr>
-                <m:scr m:val="script"/>
-                <m:sty m:val="p"/>
-              </m:rPr>
-              <m:t>H</m:t>
-            </m:r>
-          </m:e>
-          <m:sup>
-            <m:r>
-              <m:rPr>
-                <m:sty m:val="p"/>
-              </m:rPr>
-              <m:t>−</m:t>
-            </m:r>
-          </m:sup>
-        </m:sSup>
-      </m:oMath>
-      <w:r>
-        <w:t xml:space="preserve">.</w:t>
-      </w:r>
-      <w:r>
-        <w:t xml:space="preserve"> </w:t>
-      </w:r>
-      <w:r>
-        <w:t xml:space="preserve">The sign of</w:t>
-      </w:r>
-      <w:r>
-        <w:t xml:space="preserve"> </w:t>
-      </w:r>
-      <m:oMath>
-        <m:acc>
-          <m:accPr>
-            <m:chr m:val="̃"/>
-          </m:accPr>
-          <m:e>
-            <m:r>
-              <m:t>w</m:t>
-            </m:r>
-          </m:e>
-        </m:acc>
-        <m:r>
-          <m:rPr>
-            <m:sty m:val="p"/>
-          </m:rPr>
-          <m:t>⋅</m:t>
-        </m:r>
-        <m:acc>
-          <m:accPr>
-            <m:chr m:val="̃"/>
-          </m:accPr>
-          <m:e>
-            <m:r>
-              <m:t>x</m:t>
-            </m:r>
-          </m:e>
-        </m:acc>
-        <m:r>
-          <m:rPr>
-            <m:sty m:val="p"/>
-          </m:rPr>
-          <m:t>+</m:t>
-        </m:r>
-        <m:r>
-          <m:t>b</m:t>
-        </m:r>
-      </m:oMath>
-      <w:r>
-        <w:t xml:space="preserve"> </w:t>
-      </w:r>
-      <w:r>
-        <w:t xml:space="preserve">tells you which side of the hyperplane</w:t>
-      </w:r>
-      <w:r>
-        <w:t xml:space="preserve"> </w:t>
-      </w:r>
-      <m:oMath>
-        <m:acc>
-          <m:accPr>
-            <m:chr m:val="̃"/>
-          </m:accPr>
-          <m:e>
-            <m:r>
-              <m:t>x</m:t>
-            </m:r>
-          </m:e>
-        </m:acc>
-      </m:oMath>
-      <w:r>
-        <w:t xml:space="preserve"> </w:t>
-      </w:r>
-      <w:r>
-        <w:t xml:space="preserve">is on.</w:t>
-      </w:r>
-      <w:r>
-        <w:t xml:space="preserve"> </w:t>
-      </w:r>
-      <w:r>
-        <w:t xml:space="preserve">A linear classifier uses this sign to assign one of two labels.</w:t>
-      </w:r>
-    </w:p>
-    <w:bookmarkStart w:id="80" w:name="exm-half-space-plane"/>
-    <w:p>
-      <w:pPr>
-        <w:pStyle w:val="BodyText"/>
-      </w:pPr>
-      <w:r>
-        <w:rPr>
-          <w:b/>
-          <w:bCs/>
-        </w:rPr>
-        <w:t xml:space="preserve">Example 19 (Half-spaces of a line in the plane)</w:t>
-      </w:r>
-      <w:r>
-        <w:t xml:space="preserve"> </w:t>
-      </w:r>
-      <w:r>
-        <w:t xml:space="preserve">Let</w:t>
-      </w:r>
-      <w:r>
-        <w:t xml:space="preserve"> </w:t>
-      </w:r>
-      <m:oMath>
-        <m:r>
-          <m:rPr>
-            <m:scr m:val="script"/>
-            <m:sty m:val="p"/>
-          </m:rPr>
-          <m:t>H</m:t>
-        </m:r>
-      </m:oMath>
-      <w:r>
-        <w:t xml:space="preserve"> </w:t>
-      </w:r>
-      <w:r>
-        <w:t xml:space="preserve">be the line in</w:t>
-      </w:r>
-      <w:r>
-        <w:t xml:space="preserve"> </w:t>
-      </w:r>
-      <m:oMath>
-        <m:sSup>
-          <m:e>
-            <m:r>
-              <m:rPr>
-                <m:scr m:val="double-struck"/>
-                <m:sty m:val="p"/>
-              </m:rPr>
-              <m:t>R</m:t>
-            </m:r>
-          </m:e>
-          <m:sup>
-            <m:r>
-              <m:t>2</m:t>
-            </m:r>
-          </m:sup>
-        </m:sSup>
-      </m:oMath>
-      <w:r>
-        <w:t xml:space="preserve"> </w:t>
-      </w:r>
-      <w:r>
-        <w:t xml:space="preserve">with</w:t>
-      </w:r>
-      <w:r>
-        <w:t xml:space="preserve"> </w:t>
-      </w:r>
-      <m:oMath>
-        <m:acc>
-          <m:accPr>
-            <m:chr m:val="̃"/>
-          </m:accPr>
-          <m:e>
-            <m:r>
-              <m:t>w</m:t>
-            </m:r>
-          </m:e>
-        </m:acc>
-        <m:r>
-          <m:rPr>
-            <m:sty m:val="p"/>
-          </m:rPr>
-          <m:t>=</m:t>
-        </m:r>
-        <m:r>
-          <m:rPr>
-            <m:sty m:val="p"/>
-          </m:rPr>
-          <m:t>(</m:t>
-        </m:r>
-        <m:r>
-          <m:t>1</m:t>
-        </m:r>
-        <m:r>
-          <m:rPr>
-            <m:sty m:val="p"/>
-          </m:rPr>
-          <m:t>,</m:t>
-        </m:r>
         <m:r>
           <m:t>2</m:t>
         </m:r>
-        <m:r>
-          <m:rPr>
-            <m:sty m:val="p"/>
-          </m:rPr>
-          <m:t>)</m:t>
-        </m:r>
-      </m:oMath>
-      <w:r>
-        <w:t xml:space="preserve"> </w:t>
-      </w:r>
-      <w:r>
-        <w:t xml:space="preserve">and</w:t>
-      </w:r>
-      <w:r>
-        <w:t xml:space="preserve"> </w:t>
-      </w:r>
-      <m:oMath>
-        <m:r>
-          <m:t>b</m:t>
-        </m:r>
-        <m:r>
-          <m:rPr>
-            <m:sty m:val="p"/>
-          </m:rPr>
-          <m:t>=</m:t>
-        </m:r>
-        <m:r>
-          <m:rPr>
-            <m:sty m:val="p"/>
-          </m:rPr>
-          <m:t>−</m:t>
-        </m:r>
-        <m:r>
-          <m:t>2</m:t>
-        </m:r>
       </m:oMath>
       <w:r>
         <w:t xml:space="preserve"> </w:t>
@@ -38780,7 +38552,7 @@
       <w:r>
         <w:t xml:space="preserve">(</w:t>
       </w:r>
-      <w:hyperlink r:id="rId69">
+      <w:hyperlink r:id="rId71">
         <w:r>
           <w:rPr>
             <w:rStyle w:val="Hyperlink"/>
@@ -38958,7 +38730,7 @@
           <w:rPr>
             <w:rStyle w:val="Hyperlink"/>
           </w:rPr>
-          <w:t xml:space="preserve">Definition 7</w:t>
+          <w:t xml:space="preserve">Definition 9</w:t>
         </w:r>
       </w:hyperlink>
       <w:r>
@@ -39636,8 +39408,324 @@
         <w:t xml:space="preserve">.</w:t>
       </w:r>
     </w:p>
-    <w:bookmarkEnd w:id="80"/>
-    <w:bookmarkStart w:id="81" w:name="thm-half-space-dimension"/>
+    <w:bookmarkEnd w:id="82"/>
+    <w:bookmarkStart w:id="83" w:name="rem-half-space-sides"/>
+    <w:p>
+      <w:pPr>
+        <w:pStyle w:val="BodyText"/>
+      </w:pPr>
+      <w:r>
+        <w:rPr>
+          <w:i/>
+          <w:iCs/>
+        </w:rPr>
+        <w:t xml:space="preserve">Remark 1</w:t>
+      </w:r>
+      <w:r>
+        <w:t xml:space="preserve"> (The two sides of a hyperplane). </w:t>
+      </w:r>
+      <w:r>
+        <w:t xml:space="preserve">Every point of</w:t>
+      </w:r>
+      <w:r>
+        <w:t xml:space="preserve"> </w:t>
+      </w:r>
+      <m:oMath>
+        <m:sSup>
+          <m:e>
+            <m:r>
+              <m:rPr>
+                <m:scr m:val="double-struck"/>
+                <m:sty m:val="p"/>
+              </m:rPr>
+              <m:t>R</m:t>
+            </m:r>
+          </m:e>
+          <m:sup>
+            <m:r>
+              <m:t>p</m:t>
+            </m:r>
+          </m:sup>
+        </m:sSup>
+      </m:oMath>
+      <w:r>
+        <w:t xml:space="preserve"> </w:t>
+      </w:r>
+      <w:r>
+        <w:t xml:space="preserve">is in exactly one of</w:t>
+      </w:r>
+      <w:r>
+        <w:t xml:space="preserve"> </w:t>
+      </w:r>
+      <m:oMath>
+        <m:sSup>
+          <m:e>
+            <m:r>
+              <m:rPr>
+                <m:scr m:val="script"/>
+                <m:sty m:val="p"/>
+              </m:rPr>
+              <m:t>H</m:t>
+            </m:r>
+          </m:e>
+          <m:sup>
+            <m:r>
+              <m:rPr>
+                <m:sty m:val="p"/>
+              </m:rPr>
+              <m:t>+</m:t>
+            </m:r>
+          </m:sup>
+        </m:sSup>
+      </m:oMath>
+      <w:r>
+        <w:t xml:space="preserve">,</w:t>
+      </w:r>
+      <w:r>
+        <w:t xml:space="preserve"> </w:t>
+      </w:r>
+      <m:oMath>
+        <m:r>
+          <m:rPr>
+            <m:scr m:val="script"/>
+            <m:sty m:val="p"/>
+          </m:rPr>
+          <m:t>H</m:t>
+        </m:r>
+      </m:oMath>
+      <w:r>
+        <w:t xml:space="preserve"> </w:t>
+      </w:r>
+      <w:r>
+        <w:t xml:space="preserve">and</w:t>
+      </w:r>
+      <w:r>
+        <w:t xml:space="preserve"> </w:t>
+      </w:r>
+      <m:oMath>
+        <m:sSup>
+          <m:e>
+            <m:r>
+              <m:rPr>
+                <m:scr m:val="script"/>
+                <m:sty m:val="p"/>
+              </m:rPr>
+              <m:t>H</m:t>
+            </m:r>
+          </m:e>
+          <m:sup>
+            <m:r>
+              <m:rPr>
+                <m:sty m:val="p"/>
+              </m:rPr>
+              <m:t>−</m:t>
+            </m:r>
+          </m:sup>
+        </m:sSup>
+      </m:oMath>
+      <w:r>
+        <w:t xml:space="preserve">,</w:t>
+      </w:r>
+      <w:r>
+        <w:t xml:space="preserve"> </w:t>
+      </w:r>
+      <w:r>
+        <w:t xml:space="preserve">because the number</w:t>
+      </w:r>
+      <w:r>
+        <w:t xml:space="preserve"> </w:t>
+      </w:r>
+      <m:oMath>
+        <m:acc>
+          <m:accPr>
+            <m:chr m:val="̃"/>
+          </m:accPr>
+          <m:e>
+            <m:r>
+              <m:t>w</m:t>
+            </m:r>
+          </m:e>
+        </m:acc>
+        <m:r>
+          <m:rPr>
+            <m:sty m:val="p"/>
+          </m:rPr>
+          <m:t>⋅</m:t>
+        </m:r>
+        <m:acc>
+          <m:accPr>
+            <m:chr m:val="̃"/>
+          </m:accPr>
+          <m:e>
+            <m:r>
+              <m:t>x</m:t>
+            </m:r>
+          </m:e>
+        </m:acc>
+        <m:r>
+          <m:rPr>
+            <m:sty m:val="p"/>
+          </m:rPr>
+          <m:t>+</m:t>
+        </m:r>
+        <m:r>
+          <m:t>b</m:t>
+        </m:r>
+      </m:oMath>
+      <w:r>
+        <w:t xml:space="preserve"> </w:t>
+      </w:r>
+      <w:r>
+        <w:t xml:space="preserve">is positive, zero or negative.</w:t>
+      </w:r>
+      <w:r>
+        <w:t xml:space="preserve"> </w:t>
+      </w:r>
+      <w:r>
+        <w:t xml:space="preserve">The vector</w:t>
+      </w:r>
+      <w:r>
+        <w:t xml:space="preserve"> </w:t>
+      </w:r>
+      <m:oMath>
+        <m:acc>
+          <m:accPr>
+            <m:chr m:val="̃"/>
+          </m:accPr>
+          <m:e>
+            <m:r>
+              <m:t>w</m:t>
+            </m:r>
+          </m:e>
+        </m:acc>
+      </m:oMath>
+      <w:r>
+        <w:t xml:space="preserve"> </w:t>
+      </w:r>
+      <w:r>
+        <w:t xml:space="preserve">points into</w:t>
+      </w:r>
+      <w:r>
+        <w:t xml:space="preserve"> </w:t>
+      </w:r>
+      <m:oMath>
+        <m:sSup>
+          <m:e>
+            <m:r>
+              <m:rPr>
+                <m:scr m:val="script"/>
+                <m:sty m:val="p"/>
+              </m:rPr>
+              <m:t>H</m:t>
+            </m:r>
+          </m:e>
+          <m:sup>
+            <m:r>
+              <m:rPr>
+                <m:sty m:val="p"/>
+              </m:rPr>
+              <m:t>+</m:t>
+            </m:r>
+          </m:sup>
+        </m:sSup>
+      </m:oMath>
+      <w:r>
+        <w:t xml:space="preserve">:</w:t>
+      </w:r>
+      <w:r>
+        <w:t xml:space="preserve"> </w:t>
+      </w:r>
+      <w:r>
+        <w:t xml:space="preserve">the number</w:t>
+      </w:r>
+      <w:r>
+        <w:t xml:space="preserve"> </w:t>
+      </w:r>
+      <m:oMath>
+        <m:acc>
+          <m:accPr>
+            <m:chr m:val="̃"/>
+          </m:accPr>
+          <m:e>
+            <m:r>
+              <m:t>w</m:t>
+            </m:r>
+          </m:e>
+        </m:acc>
+        <m:r>
+          <m:rPr>
+            <m:sty m:val="p"/>
+          </m:rPr>
+          <m:t>⋅</m:t>
+        </m:r>
+        <m:acc>
+          <m:accPr>
+            <m:chr m:val="̃"/>
+          </m:accPr>
+          <m:e>
+            <m:r>
+              <m:t>x</m:t>
+            </m:r>
+          </m:e>
+        </m:acc>
+        <m:r>
+          <m:rPr>
+            <m:sty m:val="p"/>
+          </m:rPr>
+          <m:t>+</m:t>
+        </m:r>
+        <m:r>
+          <m:t>b</m:t>
+        </m:r>
+      </m:oMath>
+      <w:r>
+        <w:t xml:space="preserve"> </w:t>
+      </w:r>
+      <w:r>
+        <w:t xml:space="preserve">goes up when</w:t>
+      </w:r>
+      <w:r>
+        <w:t xml:space="preserve"> </w:t>
+      </w:r>
+      <m:oMath>
+        <m:acc>
+          <m:accPr>
+            <m:chr m:val="̃"/>
+          </m:accPr>
+          <m:e>
+            <m:r>
+              <m:t>x</m:t>
+            </m:r>
+          </m:e>
+        </m:acc>
+      </m:oMath>
+      <w:r>
+        <w:t xml:space="preserve"> </w:t>
+      </w:r>
+      <w:r>
+        <w:t xml:space="preserve">moves in the direction</w:t>
+      </w:r>
+      <w:r>
+        <w:t xml:space="preserve"> </w:t>
+      </w:r>
+      <m:oMath>
+        <m:acc>
+          <m:accPr>
+            <m:chr m:val="̃"/>
+          </m:accPr>
+          <m:e>
+            <m:r>
+              <m:t>w</m:t>
+            </m:r>
+          </m:e>
+        </m:acc>
+      </m:oMath>
+      <w:r>
+        <w:t xml:space="preserve">.</w:t>
+      </w:r>
+    </w:p>
+    <w:bookmarkEnd w:id="83"/>
+    <w:bookmarkStart w:id="84" w:name="thm-half-space-dimension"/>
     <w:p>
       <w:pPr>
         <w:pStyle w:val="BodyText"/>
@@ -39781,7 +39869,7 @@
           <w:rPr>
             <w:rStyle w:val="Hyperlink"/>
           </w:rPr>
-          <w:t xml:space="preserve">Definition 7</w:t>
+          <w:t xml:space="preserve">Definition 9</w:t>
         </w:r>
       </w:hyperlink>
       <w:r>
@@ -40209,7 +40297,7 @@
         <w:t xml:space="preserve">.</w:t>
       </w:r>
     </w:p>
-    <w:bookmarkEnd w:id="81"/>
+    <w:bookmarkEnd w:id="84"/>
     <w:p>
       <w:pPr>
         <w:pStyle w:val="BodyText"/>
@@ -42349,7 +42437,7 @@
       <w:r>
         <w:t xml:space="preserve">(</w:t>
       </w:r>
-      <w:hyperlink r:id="rId47">
+      <w:hyperlink r:id="rId49">
         <w:r>
           <w:rPr>
             <w:rStyle w:val="Hyperlink"/>
@@ -42478,7 +42566,7 @@
         <w:t xml:space="preserve">.</w:t>
       </w:r>
     </w:p>
-    <w:bookmarkStart w:id="86" w:name="exm-half-space-iris"/>
+    <w:bookmarkStart w:id="89" w:name="exm-half-space-iris"/>
     <w:p>
       <w:pPr>
         <w:pStyle w:val="BodyText"/>
@@ -42739,7 +42827,7 @@
       <w:r>
         <w:t xml:space="preserve">(</w:t>
       </w:r>
-      <w:hyperlink r:id="rId69">
+      <w:hyperlink r:id="rId71">
         <w:r>
           <w:rPr>
             <w:rStyle w:val="Hyperlink"/>
@@ -42761,7 +42849,7 @@
           <w:rPr>
             <w:rStyle w:val="Hyperlink"/>
           </w:rPr>
-          <w:t xml:space="preserve">Definition 7</w:t>
+          <w:t xml:space="preserve">Definition 9</w:t>
         </w:r>
       </w:hyperlink>
       <w:r>
@@ -43709,7 +43797,7 @@
       <w:tr>
         <w:tc>
           <w:tcPr/>
-          <w:bookmarkStart w:id="85" w:name="fig-half-space-iris"/>
+          <w:bookmarkStart w:id="88" w:name="fig-half-space-iris"/>
           <w:p>
             <w:pPr>
               <w:pStyle w:val="Compact"/>
@@ -43720,18 +43808,18 @@
                 <wp:inline>
                   <wp:extent cx="4620126" cy="3696101"/>
                   <wp:effectExtent b="0" l="0" r="0" t="0"/>
-                  <wp:docPr descr="" title="" id="83" name="Picture"/>
+                  <wp:docPr descr="" title="" id="86" name="Picture"/>
                   <a:graphic>
                     <a:graphicData uri="http://schemas.openxmlformats.org/drawingml/2006/picture">
                       <pic:pic>
                         <pic:nvPicPr>
-                          <pic:cNvPr descr="linear-algebra-rank-nullity_files/figure-docx/fig-half-space-iris-1.png" id="84" name="Picture"/>
+                          <pic:cNvPr descr="linear-algebra-rank-nullity_files/figure-docx/fig-half-space-iris-1.png" id="87" name="Picture"/>
                           <pic:cNvPicPr>
                             <a:picLocks noChangeArrowheads="1" noChangeAspect="1"/>
                           </pic:cNvPicPr>
                         </pic:nvPicPr>
                         <pic:blipFill>
-                          <a:blip r:embed="rId82"/>
+                          <a:blip r:embed="rId85"/>
                           <a:stretch>
                             <a:fillRect/>
                           </a:stretch>
@@ -43771,7 +43859,7 @@
               <w:t xml:space="preserve">Figure 1: Petal length and width of versicolor and virginica irises, with the line where a logistic regression is indifferent between the two species</w:t>
             </w:r>
           </w:p>
-          <w:bookmarkEnd w:id="85"/>
+          <w:bookmarkEnd w:id="88"/>
         </w:tc>
       </w:tr>
     </w:tbl>
@@ -44004,8 +44092,8 @@
         <w:t xml:space="preserve">).</w:t>
       </w:r>
     </w:p>
-    <w:bookmarkEnd w:id="86"/>
-    <w:bookmarkStart w:id="87" w:name="exr-half-space-sides"/>
+    <w:bookmarkEnd w:id="89"/>
+    <w:bookmarkStart w:id="90" w:name="exr-half-space-sides"/>
     <w:p>
       <w:pPr>
         <w:pStyle w:val="BodyText"/>
@@ -44260,7 +44348,7 @@
           <w:rPr>
             <w:rStyle w:val="Hyperlink"/>
           </w:rPr>
-          <w:t xml:space="preserve">Definition 7</w:t>
+          <w:t xml:space="preserve">Definition 9</w:t>
         </w:r>
       </w:hyperlink>
       <w:r>
@@ -44556,8 +44644,8 @@
         <w:t xml:space="preserve">).</w:t>
       </w:r>
     </w:p>
-    <w:bookmarkEnd w:id="87"/>
-    <w:bookmarkStart w:id="88" w:name="sol-half-space-sides"/>
+    <w:bookmarkEnd w:id="90"/>
+    <w:bookmarkStart w:id="91" w:name="sol-half-space-sides"/>
     <w:p>
       <w:pPr>
         <w:pStyle w:val="FirstParagraph"/>
@@ -45868,8 +45956,8 @@
         <w:t xml:space="preserve">.</w:t>
       </w:r>
     </w:p>
-    <w:bookmarkEnd w:id="88"/>
-    <w:bookmarkStart w:id="89" w:name="def-rank-factorization"/>
+    <w:bookmarkEnd w:id="91"/>
+    <w:bookmarkStart w:id="92" w:name="def-rank-factorization"/>
     <w:p>
       <w:pPr>
         <w:pStyle w:val="FirstParagraph"/>
@@ -45879,7 +45967,7 @@
           <w:b/>
           <w:bCs/>
         </w:rPr>
-        <w:t xml:space="preserve">Definition 8 (Rank factorization)</w:t>
+        <w:t xml:space="preserve">Definition 10 (Rank factorization)</w:t>
       </w:r>
       <w:r>
         <w:t xml:space="preserve"> </w:t>
@@ -46152,8 +46240,8 @@
         </m:oMath>
       </m:oMathPara>
     </w:p>
-    <w:bookmarkEnd w:id="89"/>
-    <w:bookmarkStart w:id="90" w:name="exm-rank-factorization"/>
+    <w:bookmarkEnd w:id="92"/>
+    <w:bookmarkStart w:id="93" w:name="exm-rank-factorization"/>
     <w:p>
       <w:pPr>
         <w:pStyle w:val="FirstParagraph"/>
@@ -47166,8 +47254,8 @@
         <w:t xml:space="preserve">.</w:t>
       </w:r>
     </w:p>
-    <w:bookmarkEnd w:id="90"/>
-    <w:bookmarkStart w:id="91" w:name="thm-rank-factorization"/>
+    <w:bookmarkEnd w:id="93"/>
+    <w:bookmarkStart w:id="94" w:name="thm-rank-factorization"/>
     <w:p>
       <w:pPr>
         <w:pStyle w:val="BodyText"/>
@@ -47283,7 +47371,7 @@
           <w:rPr>
             <w:rStyle w:val="Hyperlink"/>
           </w:rPr>
-          <w:t xml:space="preserve">Definition 8</w:t>
+          <w:t xml:space="preserve">Definition 10</w:t>
         </w:r>
       </w:hyperlink>
       <w:r>
@@ -47346,7 +47434,7 @@
         <w:t xml:space="preserve">.</w:t>
       </w:r>
     </w:p>
-    <w:bookmarkEnd w:id="91"/>
+    <w:bookmarkEnd w:id="94"/>
     <w:p>
       <w:pPr>
         <w:pStyle w:val="BodyText"/>
@@ -47492,7 +47580,7 @@
       <w:r>
         <w:t xml:space="preserve">(</w:t>
       </w:r>
-      <w:hyperlink r:id="rId52">
+      <w:hyperlink r:id="rId54">
         <w:r>
           <w:rPr>
             <w:rStyle w:val="Hyperlink"/>
@@ -48325,7 +48413,7 @@
         <w:t xml:space="preserve">.</w:t>
       </w:r>
     </w:p>
-    <w:bookmarkStart w:id="92" w:name="exm-rank-factorization-construct"/>
+    <w:bookmarkStart w:id="95" w:name="exm-rank-factorization-construct"/>
     <w:p>
       <w:pPr>
         <w:pStyle w:val="BodyText"/>
@@ -49055,9 +49143,9 @@
         <w:t xml:space="preserve">.</w:t>
       </w:r>
     </w:p>
-    <w:bookmarkEnd w:id="92"/>
-    <w:bookmarkStart w:id="95" w:name="refs"/>
-    <w:bookmarkStart w:id="94" w:name="ref-zhou2024rank"/>
+    <w:bookmarkEnd w:id="95"/>
+    <w:bookmarkStart w:id="98" w:name="refs"/>
+    <w:bookmarkStart w:id="97" w:name="ref-zhou2024rank"/>
     <w:p>
       <w:pPr>
         <w:pStyle w:val="Bibliography"/>
@@ -49081,7 +49169,7 @@
       <w:r>
         <w:t xml:space="preserve"> </w:t>
       </w:r>
-      <w:hyperlink r:id="rId93">
+      <w:hyperlink r:id="rId96">
         <w:r>
           <w:rPr>
             <w:rStyle w:val="Hyperlink"/>
@@ -49093,9 +49181,9 @@
         <w:t xml:space="preserve">.</w:t>
       </w:r>
     </w:p>
-    <w:bookmarkEnd w:id="94"/>
-    <w:bookmarkEnd w:id="95"/>
-    <w:bookmarkEnd w:id="96"/>
+    <w:bookmarkEnd w:id="97"/>
+    <w:bookmarkEnd w:id="98"/>
+    <w:bookmarkEnd w:id="99"/>
     <w:sectPr>
       <w:footnotePr>
         <w:numRestart w:val="eachSect"/>
